--- a/Knowledge/3-Work knowledge/1-Software Engineering/1-Testing/4-Multi Sources/1-ISTQB Foundation Level/Nezam - Test Case & Bug Report Writing/Source.docx
+++ b/Knowledge/3-Work knowledge/1-Software Engineering/1-Testing/4-Multi Sources/1-ISTQB Foundation Level/Nezam - Test Case & Bug Report Writing/Source.docx
@@ -16,103 +16,83 @@
       </w:pPr>
       <w:r>
         <w:rPr>
-          <w:b/>
           <w:bCs/>
         </w:rPr>
-        <w:t>* Download Name</w:t>
-      </w:r>
-      <w:r>
-        <w:t xml:space="preserve">: </w:t>
-      </w:r>
-      <w:r>
-        <w:t>[</w:t>
-      </w:r>
-      <w:r>
-        <w:t>01-Test Case _ Bug Report Writing (Introduction).mp4</w:t>
-      </w:r>
-      <w:r>
-        <w:t xml:space="preserve"> -&gt; </w:t>
-      </w:r>
-      <w:r>
-        <w:t>Test Case &amp; Bug Report Writing (Introduction)</w:t>
-      </w:r>
-      <w:r>
-        <w:t>.mp4</w:t>
-      </w:r>
-      <w:r>
-        <w:t xml:space="preserve">] </w:t>
-      </w:r>
-      <w:r>
-        <w:t>[</w:t>
-      </w:r>
-      <w:r>
-        <w:t>Nezam - Test Case &amp; Bug Report Writing</w:t>
-      </w:r>
-      <w:r>
-        <w:t>]</w:t>
-      </w:r>
-      <w:r>
-        <w:br/>
-        <w:t xml:space="preserve">* </w:t>
-      </w:r>
-      <w:r>
-        <w:rPr>
-          <w:b/>
+        <w:t>*</w:t>
+      </w:r>
+      <w:r>
+        <w:rPr>
+          <w:b/>
+        </w:rPr>
+        <w:t xml:space="preserve"> Source ID: </w:t>
+      </w:r>
+      <w:r>
+        <w:rPr>
           <w:bCs/>
         </w:rPr>
-        <w:t>Download Type</w:t>
-      </w:r>
-      <w:r>
-        <w:t xml:space="preserve">: </w:t>
-      </w:r>
-      <w:r>
-        <w:t>Video</w:t>
-      </w:r>
-      <w:r>
-        <w:br/>
-        <w:t xml:space="preserve">* </w:t>
-      </w:r>
-      <w:r>
-        <w:rPr>
-          <w:b/>
-          <w:bCs/>
-        </w:rPr>
-        <w:t>Source Type</w:t>
+        <w:t>232</w:t>
+      </w:r>
+      <w:r>
+        <w:br/>
+        <w:t xml:space="preserve">* </w:t>
+      </w:r>
+      <w:r>
+        <w:rPr>
+          <w:b/>
+        </w:rPr>
+        <w:t>Content Title</w:t>
+      </w:r>
+      <w:r>
+        <w:t>: [01-Test Case _ Bug Report Writing (Introduction).mp4 -&gt; Test Case &amp; Bug Report Writing (Introduction).mp4] [Nezam - Test Case &amp; Bug Report Writing]</w:t>
+      </w:r>
+      <w:r>
+        <w:br/>
+        <w:t xml:space="preserve">* </w:t>
+      </w:r>
+      <w:r>
+        <w:rPr>
+          <w:b/>
+        </w:rPr>
+        <w:t>Content Type</w:t>
+      </w:r>
+      <w:r>
+        <w:t>: Video</w:t>
+      </w:r>
+      <w:r>
+        <w:br/>
+        <w:t xml:space="preserve">* </w:t>
+      </w:r>
+      <w:r>
+        <w:rPr>
+          <w:b/>
+        </w:rPr>
+        <w:t>Domain</w:t>
       </w:r>
       <w:r>
         <w:t>: Educational</w:t>
       </w:r>
       <w:r>
         <w:br/>
-      </w:r>
-      <w:r>
-        <w:t xml:space="preserve">* </w:t>
-      </w:r>
-      <w:r>
-        <w:rPr>
-          <w:b/>
-          <w:bCs/>
+        <w:t xml:space="preserve">* </w:t>
+      </w:r>
+      <w:r>
+        <w:rPr>
+          <w:b/>
         </w:rPr>
         <w:t>Source Platform</w:t>
       </w:r>
       <w:r>
-        <w:t xml:space="preserve">: </w:t>
-      </w:r>
-      <w:r>
-        <w:t>Platform: YouTube (https://www.youtube.com)</w:t>
-      </w:r>
-      <w:r>
-        <w:br/>
-      </w:r>
-      <w:r>
-        <w:t xml:space="preserve">* </w:t>
-      </w:r>
-      <w:r>
-        <w:rPr>
-          <w:b/>
-          <w:bCs/>
-        </w:rPr>
-        <w:t>Download Source</w:t>
+        <w:t>: Platform: YouTube (https://www.youtube.com)</w:t>
+      </w:r>
+      <w:r>
+        <w:br/>
+        <w:t xml:space="preserve">* </w:t>
+      </w:r>
+      <w:r>
+        <w:rPr>
+          <w:b/>
+        </w:rPr>
+        <w:t>Source Reference</w:t>
       </w:r>
       <w:r>
         <w:t xml:space="preserve">: </w:t>
@@ -126,29 +106,18 @@
         </w:r>
       </w:hyperlink>
       <w:r>
-        <w:t xml:space="preserve"> -&gt;</w:t>
+        <w:t xml:space="preserve"> -&gt; </w:t>
       </w:r>
       <w:hyperlink r:id="rId6" w:history="1">
-        <w:r>
-          <w:rPr>
-            <w:rStyle w:val="Hyperlink"/>
-          </w:rPr>
-          <w:t xml:space="preserve"> </w:t>
-        </w:r>
         <w:r>
           <w:rPr>
             <w:rStyle w:val="Hyperlink"/>
           </w:rPr>
           <w:t>https://www.youtube.com/watch?v=03vuqnTp53E&amp;list=PLbJF4g421wqnW8dmPrLqzgVYsT95euPSL&amp;index=1</w:t>
         </w:r>
-        <w:r>
-          <w:rPr>
-            <w:rStyle w:val="Hyperlink"/>
-          </w:rPr>
-          <w:br/>
-        </w:r>
       </w:hyperlink>
       <w:r>
+        <w:br/>
         <w:t xml:space="preserve">* </w:t>
       </w:r>
       <w:r>
@@ -156,18 +125,16 @@
           <w:b/>
           <w:bCs/>
         </w:rPr>
-        <w:t>Download Server / Mirror</w:t>
+        <w:t>Source Type</w:t>
       </w:r>
       <w:r>
         <w:t xml:space="preserve">: </w:t>
       </w:r>
       <w:r>
-        <w:t>https://www.youtube.com [YouTube Server]</w:t>
-      </w:r>
-      <w:r>
-        <w:br/>
-      </w:r>
-      <w:r>
+        <w:t>Downloaded</w:t>
+      </w:r>
+      <w:r>
+        <w:br/>
         <w:t xml:space="preserve">* </w:t>
       </w:r>
       <w:r>
@@ -175,13 +142,42 @@
           <w:b/>
           <w:bCs/>
         </w:rPr>
-        <w:t>Download Method</w:t>
-      </w:r>
-      <w:r>
-        <w:t xml:space="preserve">: </w:t>
-      </w:r>
-      <w:r>
-        <w:t>Browser Extension: IDM Integration Module (https://chromewebstore.google.com/detail/idm-integration-module/ngpampappnmepgilojfohadhhmbhlaek) [Used to download YouTube videos directly]</w:t>
+        <w:t>Source Nature:</w:t>
+      </w:r>
+      <w:r>
+        <w:t xml:space="preserve"> </w:t>
+      </w:r>
+      <w:r>
+        <w:t>D</w:t>
+      </w:r>
+      <w:r>
+        <w:t>igital</w:t>
+      </w:r>
+      <w:r>
+        <w:br/>
+        <w:t xml:space="preserve">* </w:t>
+      </w:r>
+      <w:r>
+        <w:rPr>
+          <w:b/>
+        </w:rPr>
+        <w:t>Storage Host</w:t>
+      </w:r>
+      <w:r>
+        <w:t>: https://www.youtube.com [YouTube Server]</w:t>
+      </w:r>
+      <w:r>
+        <w:br/>
+        <w:t xml:space="preserve">* </w:t>
+      </w:r>
+      <w:r>
+        <w:rPr>
+          <w:b/>
+        </w:rPr>
+        <w:t>Acquisition Method</w:t>
+      </w:r>
+      <w:r>
+        <w:t>: Browser Extension: IDM Integration Module (https://chromewebstore.google.com/detail/idm-integration-module/ngpampappnmepgilojfohadhhmbhlaek) [Used to download YouTube videos directly]</w:t>
       </w:r>
     </w:p>
     <w:p>
@@ -198,114 +194,63 @@
       <w:r>
         <w:rPr>
           <w:b/>
-          <w:bCs/>
-        </w:rPr>
-        <w:t>Download Format</w:t>
+        </w:rPr>
+        <w:t>File Format</w:t>
+      </w:r>
+      <w:r>
+        <w:t>: .mp4</w:t>
+      </w:r>
+      <w:r>
+        <w:br/>
+        <w:t xml:space="preserve">* </w:t>
+      </w:r>
+      <w:r>
+        <w:rPr>
+          <w:b/>
+        </w:rPr>
+        <w:t>Content Quality</w:t>
+      </w:r>
+      <w:r>
+        <w:t>: 720p HD</w:t>
+      </w:r>
+      <w:r>
+        <w:br/>
+        <w:t xml:space="preserve">* </w:t>
+      </w:r>
+      <w:r>
+        <w:rPr>
+          <w:b/>
+        </w:rPr>
+        <w:t>Acquisition Date</w:t>
+      </w:r>
+      <w:r>
+        <w:t>: 10/6/2025</w:t>
+      </w:r>
+      <w:r>
+        <w:br/>
+        <w:t xml:space="preserve">* </w:t>
+      </w:r>
+      <w:r>
+        <w:rPr>
+          <w:b/>
+        </w:rPr>
+        <w:t>Storage Location</w:t>
+      </w:r>
+      <w:r>
+        <w:t>: StorageType: Cloud -&gt; Platform: GitHub -&gt; Account: topicsscience -&gt; Repository: kingdomheartsknowledge -&gt; Path: Knowledge/3-Work knowledge/1-Software Engineering/1-Testing/..</w:t>
+      </w:r>
+      <w:r>
+        <w:br/>
+        <w:t xml:space="preserve">* </w:t>
+      </w:r>
+      <w:r>
+        <w:rPr>
+          <w:b/>
+        </w:rPr>
+        <w:t>Notes</w:t>
       </w:r>
       <w:r>
         <w:t xml:space="preserve">: </w:t>
-      </w:r>
-      <w:r>
-        <w:t>.mp4</w:t>
-      </w:r>
-      <w:r>
-        <w:br/>
-        <w:t xml:space="preserve">* </w:t>
-      </w:r>
-      <w:r>
-        <w:rPr>
-          <w:b/>
-          <w:bCs/>
-        </w:rPr>
-        <w:t>Download Quality</w:t>
-      </w:r>
-      <w:r>
-        <w:t>: 720p</w:t>
-      </w:r>
-      <w:r>
-        <w:t xml:space="preserve"> </w:t>
-      </w:r>
-      <w:r>
-        <w:t>HD</w:t>
-      </w:r>
-      <w:r>
-        <w:br/>
-        <w:t xml:space="preserve">* </w:t>
-      </w:r>
-      <w:r>
-        <w:rPr>
-          <w:b/>
-          <w:bCs/>
-        </w:rPr>
-        <w:t>Download Date</w:t>
-      </w:r>
-      <w:r>
-        <w:t xml:space="preserve">: </w:t>
-      </w:r>
-      <w:r>
-        <w:t>10</w:t>
-      </w:r>
-      <w:r>
-        <w:t>/</w:t>
-      </w:r>
-      <w:r>
-        <w:t>6</w:t>
-      </w:r>
-      <w:r>
-        <w:t>/2025</w:t>
-      </w:r>
-      <w:r>
-        <w:br/>
-      </w:r>
-      <w:r>
-        <w:t xml:space="preserve">* </w:t>
-      </w:r>
-      <w:r>
-        <w:rPr>
-          <w:b/>
-          <w:bCs/>
-        </w:rPr>
-        <w:t>Saved Location</w:t>
-      </w:r>
-      <w:r>
-        <w:t xml:space="preserve">: </w:t>
-      </w:r>
-      <w:proofErr w:type="spellStart"/>
-      <w:r>
-        <w:t>StorageType</w:t>
-      </w:r>
-      <w:proofErr w:type="spellEnd"/>
-      <w:r>
-        <w:t xml:space="preserve">: Cloud -&gt; Platform: GitHub -&gt; Account: </w:t>
-      </w:r>
-      <w:proofErr w:type="spellStart"/>
-      <w:r>
-        <w:t>topicsscience</w:t>
-      </w:r>
-      <w:proofErr w:type="spellEnd"/>
-      <w:r>
-        <w:t xml:space="preserve"> -&gt; Repository: </w:t>
-      </w:r>
-      <w:proofErr w:type="spellStart"/>
-      <w:r>
-        <w:t>kingdomheartsknowledge</w:t>
-      </w:r>
-      <w:proofErr w:type="spellEnd"/>
-      <w:r>
-        <w:t xml:space="preserve"> -&gt; Path: Knowledge/3-Work knowledge/1-Software Engineering/1-Testing/..</w:t>
-      </w:r>
-      <w:r>
-        <w:br/>
-      </w:r>
-      <w:r>
-        <w:t xml:space="preserve">* </w:t>
-      </w:r>
-      <w:r>
-        <w:rPr>
-          <w:b/>
-          <w:bCs/>
-        </w:rPr>
-        <w:t xml:space="preserve">Notes: </w:t>
       </w:r>
     </w:p>
     <w:p/>
@@ -323,275 +268,237 @@
       </w:pPr>
       <w:r>
         <w:rPr>
-          <w:b/>
           <w:bCs/>
         </w:rPr>
-        <w:t>* Download Name</w:t>
+        <w:t>*</w:t>
+      </w:r>
+      <w:r>
+        <w:rPr>
+          <w:b/>
+        </w:rPr>
+        <w:t xml:space="preserve"> Source ID: </w:t>
+      </w:r>
+      <w:r>
+        <w:rPr>
+          <w:bCs/>
+        </w:rPr>
+        <w:t>233</w:t>
+      </w:r>
+      <w:r>
+        <w:br/>
+        <w:t xml:space="preserve">* </w:t>
+      </w:r>
+      <w:r>
+        <w:rPr>
+          <w:b/>
+        </w:rPr>
+        <w:t>Content Title</w:t>
+      </w:r>
+      <w:r>
+        <w:t>: [02-How to write a Test Case.mp4 -&gt; How to write a Test Case.mp4] [Nezam - How to write a Test Case]</w:t>
+      </w:r>
+      <w:r>
+        <w:br/>
+        <w:t xml:space="preserve">* </w:t>
+      </w:r>
+      <w:r>
+        <w:rPr>
+          <w:b/>
+        </w:rPr>
+        <w:t>Content Type</w:t>
+      </w:r>
+      <w:r>
+        <w:t>: Video</w:t>
+      </w:r>
+      <w:r>
+        <w:br/>
+        <w:t xml:space="preserve">* </w:t>
+      </w:r>
+      <w:r>
+        <w:rPr>
+          <w:b/>
+        </w:rPr>
+        <w:t>Domain</w:t>
+      </w:r>
+      <w:r>
+        <w:t>: Educational</w:t>
+      </w:r>
+      <w:r>
+        <w:br/>
+        <w:t xml:space="preserve">* </w:t>
+      </w:r>
+      <w:r>
+        <w:rPr>
+          <w:b/>
+        </w:rPr>
+        <w:t>Source Platform</w:t>
+      </w:r>
+      <w:r>
+        <w:t>: Platform: YouTube (https://www.youtube.com)</w:t>
+      </w:r>
+      <w:r>
+        <w:br/>
+        <w:t xml:space="preserve">* </w:t>
+      </w:r>
+      <w:r>
+        <w:rPr>
+          <w:b/>
+        </w:rPr>
+        <w:t>Source Reference</w:t>
       </w:r>
       <w:r>
         <w:t xml:space="preserve">: </w:t>
-      </w:r>
-      <w:r>
-        <w:t>[</w:t>
-      </w:r>
-      <w:r>
-        <w:t>02-How to write a Test Case</w:t>
-      </w:r>
-      <w:r>
-        <w:t>.mp4</w:t>
-      </w:r>
-      <w:r>
-        <w:t xml:space="preserve"> -&gt; </w:t>
-      </w:r>
-      <w:r>
-        <w:t>How to write a Test Case</w:t>
-      </w:r>
-      <w:r>
-        <w:t>.mp4</w:t>
-      </w:r>
-      <w:r>
-        <w:t>] [</w:t>
-      </w:r>
-      <w:r>
-        <w:t>Nezam - How to write a Test Case</w:t>
-      </w:r>
-      <w:r>
-        <w:t>]</w:t>
-      </w:r>
-      <w:r>
-        <w:br/>
-        <w:t xml:space="preserve">* </w:t>
-      </w:r>
-      <w:r>
-        <w:rPr>
-          <w:b/>
-          <w:bCs/>
-        </w:rPr>
-        <w:t>Download Type</w:t>
-      </w:r>
-      <w:r>
-        <w:t xml:space="preserve">: </w:t>
-      </w:r>
-      <w:r>
-        <w:t>Video</w:t>
-      </w:r>
-      <w:r>
-        <w:br/>
-        <w:t xml:space="preserve">* </w:t>
-      </w:r>
-      <w:r>
-        <w:rPr>
-          <w:b/>
-          <w:bCs/>
-        </w:rPr>
-        <w:t>Source Type</w:t>
-      </w:r>
-      <w:r>
-        <w:t>: Educational</w:t>
-      </w:r>
-      <w:r>
-        <w:br/>
-      </w:r>
-      <w:r>
-        <w:t xml:space="preserve">* </w:t>
-      </w:r>
-      <w:r>
-        <w:rPr>
-          <w:b/>
-          <w:bCs/>
-        </w:rPr>
-        <w:t>Source Platform</w:t>
-      </w:r>
-      <w:r>
-        <w:t xml:space="preserve">: </w:t>
-      </w:r>
-      <w:r>
-        <w:t>Platform: YouTube (https://www.youtube.com)</w:t>
-      </w:r>
-      <w:r>
-        <w:br/>
-        <w:t xml:space="preserve">* </w:t>
-      </w:r>
-      <w:r>
-        <w:rPr>
-          <w:b/>
-          <w:bCs/>
-        </w:rPr>
-        <w:t>Download Source</w:t>
-      </w:r>
-      <w:r>
-        <w:t xml:space="preserve">: </w:t>
-      </w:r>
-      <w:r>
-        <w:t xml:space="preserve"> </w:t>
       </w:r>
       <w:hyperlink r:id="rId7" w:history="1">
         <w:r>
+          <w:rPr>
+            <w:rStyle w:val="Hyperlink"/>
+          </w:rPr>
           <w:t>https://www.youtube.com/@nezam7631</w:t>
         </w:r>
       </w:hyperlink>
       <w:r>
-        <w:t xml:space="preserve"> -&gt;</w:t>
+        <w:t xml:space="preserve"> -&gt; </w:t>
+      </w:r>
+      <w:hyperlink r:id="rId8" w:history="1">
+        <w:r>
+          <w:rPr>
+            <w:rStyle w:val="Hyperlink"/>
+          </w:rPr>
+          <w:t>https://www.youtube.com/watch?v=H4lSxLmfUBY&amp;list=PLbJF4g421wqnW8dmPrLqzgVYsT95euPSL&amp;index=2</w:t>
+        </w:r>
+      </w:hyperlink>
+      <w:r>
+        <w:br/>
+        <w:t xml:space="preserve">* </w:t>
+      </w:r>
+      <w:r>
+        <w:rPr>
+          <w:b/>
+          <w:bCs/>
+        </w:rPr>
+        <w:t>Source Type</w:t>
+      </w:r>
+      <w:r>
+        <w:t xml:space="preserve">: </w:t>
+      </w:r>
+      <w:r>
+        <w:t>Downloaded</w:t>
+      </w:r>
+      <w:r>
+        <w:br/>
+        <w:t xml:space="preserve">* </w:t>
+      </w:r>
+      <w:r>
+        <w:rPr>
+          <w:b/>
+          <w:bCs/>
+        </w:rPr>
+        <w:t>Source Nature:</w:t>
       </w:r>
       <w:r>
         <w:t xml:space="preserve"> </w:t>
       </w:r>
       <w:r>
-        <w:t>https://www.youtube.com/watch?v=H4lSxLmfUBY&amp;list=PLbJF4g421wqnW8dmPrLqzgVYsT95euPSL&amp;index=2</w:t>
-      </w:r>
-      <w:r>
-        <w:br/>
-      </w:r>
-      <w:r>
-        <w:t xml:space="preserve">* </w:t>
-      </w:r>
-      <w:r>
-        <w:rPr>
-          <w:b/>
-          <w:bCs/>
-        </w:rPr>
-        <w:t>Download Server / Mirror</w:t>
+        <w:t>D</w:t>
+      </w:r>
+      <w:r>
+        <w:t>igital</w:t>
+      </w:r>
+      <w:r>
+        <w:br/>
+        <w:t xml:space="preserve">* </w:t>
+      </w:r>
+      <w:r>
+        <w:rPr>
+          <w:b/>
+        </w:rPr>
+        <w:t>Storage Host</w:t>
+      </w:r>
+      <w:r>
+        <w:t>: https://www.youtube.com [YouTube Server]</w:t>
+      </w:r>
+      <w:r>
+        <w:br/>
+        <w:t xml:space="preserve">* </w:t>
+      </w:r>
+      <w:r>
+        <w:rPr>
+          <w:b/>
+        </w:rPr>
+        <w:t>Acquisition Method</w:t>
+      </w:r>
+      <w:r>
+        <w:t xml:space="preserve">: Browser Extension: IDM Integration Module </w:t>
+      </w:r>
+      <w:r>
+        <w:lastRenderedPageBreak/>
+        <w:t>(https://chromewebstore.google.com/detail/idm-integration-module/ngpampappnmepgilojfohadhhmbhlaek) [Used to download YouTube videos directly]</w:t>
+      </w:r>
+      <w:r>
+        <w:br/>
+        <w:t xml:space="preserve">* </w:t>
+      </w:r>
+      <w:r>
+        <w:rPr>
+          <w:b/>
+        </w:rPr>
+        <w:t>File Format</w:t>
+      </w:r>
+      <w:r>
+        <w:t>: .mp4</w:t>
+      </w:r>
+      <w:r>
+        <w:br/>
+        <w:t xml:space="preserve">* </w:t>
+      </w:r>
+      <w:r>
+        <w:rPr>
+          <w:b/>
+        </w:rPr>
+        <w:t>Content Quality</w:t>
+      </w:r>
+      <w:r>
+        <w:t>: 720p HD</w:t>
+      </w:r>
+      <w:r>
+        <w:br/>
+        <w:t xml:space="preserve">* </w:t>
+      </w:r>
+      <w:r>
+        <w:rPr>
+          <w:b/>
+        </w:rPr>
+        <w:t>Acquisition Date</w:t>
+      </w:r>
+      <w:r>
+        <w:t>: 10/7/2025</w:t>
+      </w:r>
+      <w:r>
+        <w:br/>
+        <w:t xml:space="preserve">* </w:t>
+      </w:r>
+      <w:r>
+        <w:rPr>
+          <w:b/>
+        </w:rPr>
+        <w:t>Storage Location</w:t>
+      </w:r>
+      <w:r>
+        <w:t>: StorageType: Cloud -&gt; Platform: GitHub -&gt; Account: topicsscience -&gt; Repository: kingdomheartsknowledge -&gt; Path: Knowledge/3-Work knowledge/1-Software Engineering/1-Testing/..</w:t>
+      </w:r>
+      <w:r>
+        <w:br/>
+        <w:t xml:space="preserve">* </w:t>
+      </w:r>
+      <w:r>
+        <w:rPr>
+          <w:b/>
+        </w:rPr>
+        <w:t>Notes</w:t>
       </w:r>
       <w:r>
         <w:t xml:space="preserve">: </w:t>
-      </w:r>
-      <w:r>
-        <w:t>https://www.youtube.com [YouTube Server]</w:t>
-      </w:r>
-      <w:r>
-        <w:br/>
-      </w:r>
-      <w:r>
-        <w:t xml:space="preserve">* </w:t>
-      </w:r>
-      <w:r>
-        <w:rPr>
-          <w:b/>
-          <w:bCs/>
-        </w:rPr>
-        <w:t>Download Method</w:t>
-      </w:r>
-      <w:r>
-        <w:t xml:space="preserve">: </w:t>
-      </w:r>
-      <w:r>
-        <w:t>Browser Extension: IDM Integration Module (https://chromewebstore.google.com/detail/idm-integration-module/ngpampappnmepgilojfohadhhmbhlaek) [Used to download YouTube videos directly]</w:t>
-      </w:r>
-      <w:r>
-        <w:br/>
-      </w:r>
-      <w:r>
-        <w:t xml:space="preserve">* </w:t>
-      </w:r>
-      <w:r>
-        <w:rPr>
-          <w:b/>
-          <w:bCs/>
-        </w:rPr>
-        <w:t>Download Format</w:t>
-      </w:r>
-      <w:r>
-        <w:t xml:space="preserve">: </w:t>
-      </w:r>
-      <w:r>
-        <w:t>.mp4</w:t>
-      </w:r>
-      <w:r>
-        <w:br/>
-        <w:t xml:space="preserve">* </w:t>
-      </w:r>
-      <w:r>
-        <w:rPr>
-          <w:b/>
-          <w:bCs/>
-        </w:rPr>
-        <w:t>Download Quality</w:t>
-      </w:r>
-      <w:r>
-        <w:t>: 720p</w:t>
-      </w:r>
-      <w:r>
-        <w:t xml:space="preserve"> HD</w:t>
-      </w:r>
-      <w:r>
-        <w:br/>
-        <w:t xml:space="preserve">* </w:t>
-      </w:r>
-      <w:r>
-        <w:rPr>
-          <w:b/>
-          <w:bCs/>
-        </w:rPr>
-        <w:t>Download Date</w:t>
-      </w:r>
-      <w:r>
-        <w:t xml:space="preserve">: </w:t>
-      </w:r>
-      <w:r>
-        <w:t>10</w:t>
-      </w:r>
-      <w:r>
-        <w:t>/</w:t>
-      </w:r>
-      <w:r>
-        <w:t>7</w:t>
-      </w:r>
-      <w:r>
-        <w:t>/2025</w:t>
-      </w:r>
-      <w:r>
-        <w:br/>
-      </w:r>
-      <w:r>
-        <w:lastRenderedPageBreak/>
-        <w:t xml:space="preserve">* </w:t>
-      </w:r>
-      <w:r>
-        <w:rPr>
-          <w:b/>
-          <w:bCs/>
-        </w:rPr>
-        <w:t>Saved Location</w:t>
-      </w:r>
-      <w:r>
-        <w:t xml:space="preserve">: </w:t>
-      </w:r>
-      <w:proofErr w:type="spellStart"/>
-      <w:r>
-        <w:t>StorageType</w:t>
-      </w:r>
-      <w:proofErr w:type="spellEnd"/>
-      <w:r>
-        <w:t xml:space="preserve">: Cloud -&gt; Platform: GitHub -&gt; Account: </w:t>
-      </w:r>
-      <w:proofErr w:type="spellStart"/>
-      <w:r>
-        <w:t>topicsscience</w:t>
-      </w:r>
-      <w:proofErr w:type="spellEnd"/>
-      <w:r>
-        <w:t xml:space="preserve"> -&gt; Repository: </w:t>
-      </w:r>
-      <w:proofErr w:type="spellStart"/>
-      <w:r>
-        <w:t>kingdomheartsknowledge</w:t>
-      </w:r>
-      <w:proofErr w:type="spellEnd"/>
-      <w:r>
-        <w:t xml:space="preserve"> -&gt; Path: Knowledge/3-Work knowledge/1-Software Engineering/1-Testing/..</w:t>
-      </w:r>
-      <w:r>
-        <w:br/>
-      </w:r>
-      <w:r>
-        <w:t xml:space="preserve">* </w:t>
-      </w:r>
-      <w:r>
-        <w:rPr>
-          <w:b/>
-          <w:bCs/>
-        </w:rPr>
-        <w:t xml:space="preserve">Notes: </w:t>
       </w:r>
       <w:r>
         <w:br/>
@@ -611,138 +518,111 @@
       </w:pPr>
       <w:r>
         <w:rPr>
-          <w:b/>
           <w:bCs/>
         </w:rPr>
-        <w:t>* Download Name</w:t>
+        <w:t>*</w:t>
+      </w:r>
+      <w:r>
+        <w:rPr>
+          <w:b/>
+        </w:rPr>
+        <w:t xml:space="preserve"> Source ID: </w:t>
+      </w:r>
+      <w:r>
+        <w:rPr>
+          <w:bCs/>
+        </w:rPr>
+        <w:t>234</w:t>
+      </w:r>
+      <w:r>
+        <w:br/>
+        <w:t xml:space="preserve">* </w:t>
+      </w:r>
+      <w:r>
+        <w:rPr>
+          <w:b/>
+        </w:rPr>
+        <w:t>Content Title</w:t>
+      </w:r>
+      <w:r>
+        <w:t>: [3-How to write a bug report.mp4 -&gt; How to write a bug report.mp4] [Nezam - How to write a bug report]</w:t>
+      </w:r>
+      <w:r>
+        <w:br/>
+        <w:t xml:space="preserve">* </w:t>
+      </w:r>
+      <w:r>
+        <w:rPr>
+          <w:b/>
+        </w:rPr>
+        <w:t>Content Type</w:t>
+      </w:r>
+      <w:r>
+        <w:t>: Video</w:t>
+      </w:r>
+      <w:r>
+        <w:br/>
+        <w:t xml:space="preserve">* </w:t>
+      </w:r>
+      <w:r>
+        <w:rPr>
+          <w:b/>
+        </w:rPr>
+        <w:t>Domain</w:t>
+      </w:r>
+      <w:r>
+        <w:t>: Educational</w:t>
+      </w:r>
+      <w:r>
+        <w:br/>
+        <w:t xml:space="preserve">* </w:t>
+      </w:r>
+      <w:r>
+        <w:rPr>
+          <w:b/>
+        </w:rPr>
+        <w:t>Source Platform</w:t>
+      </w:r>
+      <w:r>
+        <w:t>: Platform: YouTube (https://www.youtube.com)</w:t>
+      </w:r>
+      <w:r>
+        <w:br/>
+        <w:t xml:space="preserve">* </w:t>
+      </w:r>
+      <w:r>
+        <w:rPr>
+          <w:b/>
+        </w:rPr>
+        <w:t>Source Reference</w:t>
       </w:r>
       <w:r>
         <w:t xml:space="preserve">: </w:t>
       </w:r>
-      <w:r>
-        <w:t>[</w:t>
-      </w:r>
-      <w:r>
-        <w:t>3-How to write a bug report</w:t>
-      </w:r>
-      <w:r>
-        <w:t>.mp4</w:t>
-      </w:r>
-      <w:r>
-        <w:t xml:space="preserve"> -&gt; </w:t>
-      </w:r>
-      <w:r>
-        <w:t>How to write a bug report</w:t>
-      </w:r>
-      <w:r>
-        <w:t>.mp4</w:t>
-      </w:r>
-      <w:r>
-        <w:t>] [</w:t>
-      </w:r>
-      <w:r>
-        <w:t>Nezam - How to write a bug report</w:t>
-      </w:r>
-      <w:r>
-        <w:t>]</w:t>
-      </w:r>
-      <w:r>
-        <w:br/>
-        <w:t xml:space="preserve">* </w:t>
-      </w:r>
-      <w:r>
-        <w:rPr>
-          <w:b/>
-          <w:bCs/>
-        </w:rPr>
-        <w:t>Download Type</w:t>
-      </w:r>
-      <w:r>
-        <w:t xml:space="preserve">: </w:t>
-      </w:r>
-      <w:r>
-        <w:t>Video</w:t>
-      </w:r>
-      <w:r>
-        <w:br/>
-        <w:t xml:space="preserve">* </w:t>
-      </w:r>
-      <w:r>
-        <w:rPr>
-          <w:b/>
-          <w:bCs/>
-        </w:rPr>
-        <w:t>Source Type</w:t>
-      </w:r>
-      <w:r>
-        <w:t>: Educational</w:t>
-      </w:r>
-      <w:r>
-        <w:br/>
-      </w:r>
-      <w:r>
-        <w:t xml:space="preserve">* </w:t>
-      </w:r>
-      <w:r>
-        <w:rPr>
-          <w:b/>
-          <w:bCs/>
-        </w:rPr>
-        <w:t>Source Platform</w:t>
-      </w:r>
-      <w:r>
-        <w:t xml:space="preserve">: </w:t>
-      </w:r>
-      <w:r>
-        <w:t>Platform: YouTube (https://www.youtube.com)</w:t>
-      </w:r>
-      <w:r>
-        <w:br/>
-        <w:t xml:space="preserve">* </w:t>
-      </w:r>
-      <w:r>
-        <w:rPr>
-          <w:b/>
-          <w:bCs/>
-        </w:rPr>
-        <w:t>Download Source</w:t>
-      </w:r>
-      <w:r>
-        <w:t xml:space="preserve">: </w:t>
-      </w:r>
-      <w:hyperlink r:id="rId8" w:history="1">
+      <w:hyperlink r:id="rId9" w:history="1">
         <w:r>
           <w:rPr>
             <w:rStyle w:val="Hyperlink"/>
           </w:rPr>
-          <w:t xml:space="preserve"> </w:t>
+          <w:t>https://www.youtube.com/@nezam7631</w:t>
         </w:r>
-        <w:hyperlink r:id="rId9" w:history="1">
-          <w:r>
-            <w:rPr>
-              <w:rStyle w:val="Hyperlink"/>
-            </w:rPr>
-            <w:t>https://www.youtube.com/@nezam7631</w:t>
-          </w:r>
-        </w:hyperlink>
-        <w:r>
-          <w:t xml:space="preserve"> -&gt;</w:t>
-        </w:r>
+      </w:hyperlink>
+      <w:r>
+        <w:t xml:space="preserve"> -&gt;</w:t>
+      </w:r>
+      <w:r>
+        <w:br/>
+      </w:r>
+      <w:hyperlink r:id="rId10" w:history="1">
         <w:r>
           <w:rPr>
             <w:rStyle w:val="Hyperlink"/>
           </w:rPr>
-          <w:br/>
           <w:t>https://www.youtube.com/watch?v=abd7A1MZGAg&amp;list=PLbJF4g421wqnW8dmPrLqzgVYsT95euPSL&amp;index=3</w:t>
         </w:r>
-        <w:r>
-          <w:rPr>
-            <w:rStyle w:val="Hyperlink"/>
-          </w:rPr>
-          <w:br/>
-        </w:r>
       </w:hyperlink>
       <w:r>
+        <w:br/>
         <w:t xml:space="preserve">* </w:t>
       </w:r>
       <w:r>
@@ -750,18 +630,16 @@
           <w:b/>
           <w:bCs/>
         </w:rPr>
-        <w:t>Download Server / Mirror</w:t>
+        <w:t>Source Type</w:t>
       </w:r>
       <w:r>
         <w:t xml:space="preserve">: </w:t>
       </w:r>
       <w:r>
-        <w:t>https://www.youtube.com [YouTube Server]</w:t>
-      </w:r>
-      <w:r>
-        <w:br/>
-      </w:r>
-      <w:r>
+        <w:t>Downloaded</w:t>
+      </w:r>
+      <w:r>
+        <w:br/>
         <w:t xml:space="preserve">* </w:t>
       </w:r>
       <w:r>
@@ -769,128 +647,107 @@
           <w:b/>
           <w:bCs/>
         </w:rPr>
-        <w:t>Download Method</w:t>
+        <w:t>Source Nature:</w:t>
+      </w:r>
+      <w:r>
+        <w:t xml:space="preserve"> </w:t>
+      </w:r>
+      <w:r>
+        <w:t>D</w:t>
+      </w:r>
+      <w:r>
+        <w:t>igital</w:t>
+      </w:r>
+      <w:r>
+        <w:br/>
+        <w:t xml:space="preserve">* </w:t>
+      </w:r>
+      <w:r>
+        <w:rPr>
+          <w:b/>
+        </w:rPr>
+        <w:t>Storage Host</w:t>
+      </w:r>
+      <w:r>
+        <w:t>: https://www.youtube.com [YouTube Server]</w:t>
+      </w:r>
+      <w:r>
+        <w:br/>
+        <w:t xml:space="preserve">* </w:t>
+      </w:r>
+      <w:r>
+        <w:rPr>
+          <w:b/>
+        </w:rPr>
+        <w:t>Acquisition Method</w:t>
+      </w:r>
+      <w:r>
+        <w:t>: Browser Extension: IDM Integration Module (https://chromewebstore.google.com/detail/idm-integration-module/ngpampappnmepgilojfohadhhmbhlaek) [Used to download YouTube videos directly]</w:t>
+      </w:r>
+      <w:r>
+        <w:br/>
+        <w:t xml:space="preserve">* </w:t>
+      </w:r>
+      <w:r>
+        <w:rPr>
+          <w:b/>
+        </w:rPr>
+        <w:t>File Format</w:t>
+      </w:r>
+      <w:r>
+        <w:t>: .mp4</w:t>
+      </w:r>
+      <w:r>
+        <w:br/>
+        <w:t xml:space="preserve">* </w:t>
+      </w:r>
+      <w:r>
+        <w:rPr>
+          <w:b/>
+        </w:rPr>
+        <w:t>Content Quality</w:t>
+      </w:r>
+      <w:r>
+        <w:t>: 720p HD</w:t>
+      </w:r>
+      <w:r>
+        <w:br/>
+        <w:t xml:space="preserve">* </w:t>
+      </w:r>
+      <w:r>
+        <w:rPr>
+          <w:b/>
+        </w:rPr>
+        <w:t>Acquisition Date</w:t>
+      </w:r>
+      <w:r>
+        <w:t>: 10/7/2025</w:t>
+      </w:r>
+      <w:r>
+        <w:br/>
+        <w:t xml:space="preserve">* </w:t>
+      </w:r>
+      <w:r>
+        <w:rPr>
+          <w:b/>
+        </w:rPr>
+        <w:t>Storage Location</w:t>
+      </w:r>
+      <w:r>
+        <w:t>: StorageType: Cloud -&gt; Platform: GitHub -&gt; Account: topicsscience -&gt; Repository: kingdomheartsknowledge -&gt; Path: Knowledge/3-Work knowledge/1-Software Engineering/1-Testing/..</w:t>
+      </w:r>
+      <w:r>
+        <w:br/>
+        <w:t xml:space="preserve">* </w:t>
+      </w:r>
+      <w:r>
+        <w:rPr>
+          <w:b/>
+        </w:rPr>
+        <w:t>Notes</w:t>
       </w:r>
       <w:r>
         <w:t xml:space="preserve">: </w:t>
-      </w:r>
-      <w:r>
-        <w:t>Browser Extension: IDM Integration Module (https://chromewebstore.google.com/detail/idm-integration-module/ngpampappnmepgilojfohadhhmbhlaek) [Used to download YouTube videos directly]</w:t>
-      </w:r>
-      <w:r>
-        <w:br/>
-      </w:r>
-      <w:r>
-        <w:t xml:space="preserve">* </w:t>
-      </w:r>
-      <w:r>
-        <w:rPr>
-          <w:b/>
-          <w:bCs/>
-        </w:rPr>
-        <w:t>Download Format</w:t>
-      </w:r>
-      <w:r>
-        <w:t xml:space="preserve">: </w:t>
-      </w:r>
-      <w:r>
-        <w:t>.mp4</w:t>
-      </w:r>
-      <w:r>
-        <w:br/>
-        <w:t xml:space="preserve">* </w:t>
-      </w:r>
-      <w:r>
-        <w:rPr>
-          <w:b/>
-          <w:bCs/>
-        </w:rPr>
-        <w:t>Download Quality</w:t>
-      </w:r>
-      <w:r>
-        <w:t>: 720p</w:t>
-      </w:r>
-      <w:r>
-        <w:t xml:space="preserve"> HD</w:t>
-      </w:r>
-      <w:r>
-        <w:br/>
-        <w:t xml:space="preserve">* </w:t>
-      </w:r>
-      <w:r>
-        <w:rPr>
-          <w:b/>
-          <w:bCs/>
-        </w:rPr>
-        <w:t>Download Date</w:t>
-      </w:r>
-      <w:r>
-        <w:t xml:space="preserve">: </w:t>
-      </w:r>
-      <w:r>
-        <w:t>10</w:t>
-      </w:r>
-      <w:r>
-        <w:t>/</w:t>
-      </w:r>
-      <w:r>
-        <w:t>7</w:t>
-      </w:r>
-      <w:r>
-        <w:t>/2025</w:t>
-      </w:r>
-      <w:r>
-        <w:br/>
-      </w:r>
-      <w:r>
-        <w:t xml:space="preserve">* </w:t>
-      </w:r>
-      <w:r>
-        <w:rPr>
-          <w:b/>
-          <w:bCs/>
-        </w:rPr>
-        <w:t>Saved Location</w:t>
-      </w:r>
-      <w:r>
-        <w:t xml:space="preserve">: </w:t>
-      </w:r>
-      <w:proofErr w:type="spellStart"/>
-      <w:r>
-        <w:t>StorageType</w:t>
-      </w:r>
-      <w:proofErr w:type="spellEnd"/>
-      <w:r>
-        <w:t xml:space="preserve">: Cloud -&gt; Platform: GitHub -&gt; Account: </w:t>
-      </w:r>
-      <w:proofErr w:type="spellStart"/>
-      <w:r>
-        <w:t>topicsscience</w:t>
-      </w:r>
-      <w:proofErr w:type="spellEnd"/>
-      <w:r>
-        <w:t xml:space="preserve"> -&gt; Repository: </w:t>
-      </w:r>
-      <w:proofErr w:type="spellStart"/>
-      <w:r>
-        <w:t>kingdomheartsknowledge</w:t>
-      </w:r>
-      <w:proofErr w:type="spellEnd"/>
-      <w:r>
-        <w:t xml:space="preserve"> -&gt; Path: Knowledge/3-Work knowledge/1-Software Engineering/1-Testing/..</w:t>
-      </w:r>
-      <w:r>
-        <w:br/>
-      </w:r>
-      <w:r>
-        <w:t xml:space="preserve">* </w:t>
-      </w:r>
-      <w:r>
-        <w:rPr>
-          <w:b/>
-          <w:bCs/>
-        </w:rPr>
-        <w:t xml:space="preserve">Notes: </w:t>
       </w:r>
     </w:p>
     <w:p/>
@@ -1425,6 +1282,7 @@
   <w:style w:type="paragraph" w:default="1" w:styleId="Normal">
     <w:name w:val="Normal"/>
     <w:qFormat/>
+    <w:rsid w:val="00AC5A1A"/>
   </w:style>
   <w:style w:type="paragraph" w:styleId="Heading1">
     <w:name w:val="heading 1"/>
@@ -1628,6 +1486,7 @@
   <w:style w:type="character" w:default="1" w:styleId="DefaultParagraphFont">
     <w:name w:val="Default Paragraph Font"/>
     <w:uiPriority w:val="1"/>
+    <w:semiHidden/>
     <w:unhideWhenUsed/>
   </w:style>
   <w:style w:type="table" w:default="1" w:styleId="TableNormal">
